--- a/pr-preview/pr-279/chapters/inclusive-writing.docx
+++ b/pr-preview/pr-279/chapters/inclusive-writing.docx
@@ -15,7 +15,7 @@
         <w:pStyle w:val="Date"/>
       </w:pPr>
       <w:r>
-        <w:t xml:space="preserve">Last modified: 2026-10-18 21:50:22 (PDT)</w:t>
+        <w:t xml:space="preserve">Last modified: 2026-10-18 21:59:14 (PDT)</w:t>
       </w:r>
     </w:p>
     <w:tbl>

--- a/pr-preview/pr-279/chapters/inclusive-writing.docx
+++ b/pr-preview/pr-279/chapters/inclusive-writing.docx
@@ -15,7 +15,7 @@
         <w:pStyle w:val="Date"/>
       </w:pPr>
       <w:r>
-        <w:t xml:space="preserve">Last modified: 2026-10-18 21:59:14 (PDT)</w:t>
+        <w:t xml:space="preserve">Last modified: 2026-10-19 00:24:24 (PDT)</w:t>
       </w:r>
     </w:p>
     <w:tbl>
@@ -813,6 +813,120 @@
                   </w:pPr>
                   <w:r>
                     <w:t xml:space="preserve">a mean of zero implies one identity</w:t>
+                  </w:r>
+                </w:p>
+              </w:tc>
+            </w:tr>
+            <w:tr>
+              <w:tc>
+                <w:tcPr/>
+                <w:p>
+                  <w:pPr>
+                    <w:pStyle w:val="Compact"/>
+                    <w:jc w:val="center"/>
+                  </w:pPr>
+                  <w:r>
+                    <w:t xml:space="preserve">Fix</w:t>
+                  </w:r>
+                  <w:r>
+                    <w:t xml:space="preserve"> </w:t>
+                  </w:r>
+                  <m:oMath>
+                    <m:r>
+                      <m:t>ε</m:t>
+                    </m:r>
+                    <m:r>
+                      <m:rPr>
+                        <m:sty m:val="p"/>
+                      </m:rPr>
+                      <m:t>&gt;</m:t>
+                    </m:r>
+                    <m:r>
+                      <m:t>0</m:t>
+                    </m:r>
+                  </m:oMath>
+                  <w:r>
+                    <w:t xml:space="preserve">.</w:t>
+                  </w:r>
+                </w:p>
+              </w:tc>
+              <w:tc>
+                <w:tcPr/>
+                <w:p>
+                  <w:pPr>
+                    <w:pStyle w:val="Compact"/>
+                    <w:jc w:val="center"/>
+                  </w:pPr>
+                  <w:r>
+                    <w:t xml:space="preserve">Let</w:t>
+                  </w:r>
+                  <w:r>
+                    <w:t xml:space="preserve"> </w:t>
+                  </w:r>
+                  <m:oMath>
+                    <m:r>
+                      <m:t>ε</m:t>
+                    </m:r>
+                    <m:r>
+                      <m:rPr>
+                        <m:sty m:val="p"/>
+                      </m:rPr>
+                      <m:t>&gt;</m:t>
+                    </m:r>
+                    <m:r>
+                      <m:t>0</m:t>
+                    </m:r>
+                  </m:oMath>
+                  <w:r>
+                    <w:t xml:space="preserve">.</w:t>
+                  </w:r>
+                </w:p>
+              </w:tc>
+            </w:tr>
+            <w:tr>
+              <w:tc>
+                <w:tcPr/>
+                <w:p>
+                  <w:pPr>
+                    <w:pStyle w:val="Compact"/>
+                    <w:jc w:val="center"/>
+                  </w:pPr>
+                  <w:r>
+                    <w:t xml:space="preserve">Fix a value</w:t>
+                  </w:r>
+                  <w:r>
+                    <w:t xml:space="preserve"> </w:t>
+                  </w:r>
+                  <m:oMath>
+                    <m:r>
+                      <m:t>t</m:t>
+                    </m:r>
+                  </m:oMath>
+                  <w:r>
+                    <w:t xml:space="preserve">.</w:t>
+                  </w:r>
+                </w:p>
+              </w:tc>
+              <w:tc>
+                <w:tcPr/>
+                <w:p>
+                  <w:pPr>
+                    <w:pStyle w:val="Compact"/>
+                    <w:jc w:val="center"/>
+                  </w:pPr>
+                  <w:r>
+                    <w:t xml:space="preserve">Choose a value</w:t>
+                  </w:r>
+                  <w:r>
+                    <w:t xml:space="preserve"> </w:t>
+                  </w:r>
+                  <m:oMath>
+                    <m:r>
+                      <m:t>t</m:t>
+                    </m:r>
+                  </m:oMath>
+                  <w:r>
+                    <w:t xml:space="preserve">.</w:t>
                   </w:r>
                 </w:p>
               </w:tc>
